--- a/docs/AgroCart_User_Manual.docx
+++ b/docs/AgroCart_User_Manual.docx
@@ -114,7 +114,25 @@
           <w:rPr>
             <w:rStyle w:val="Hyperlink"/>
           </w:rPr>
-          <w:t>www.agrichaincart.com</w:t>
+          <w:t>www.agroc</w:t>
+        </w:r>
+        <w:r>
+          <w:rPr>
+            <w:rStyle w:val="Hyperlink"/>
+          </w:rPr>
+          <w:t>h</w:t>
+        </w:r>
+        <w:r>
+          <w:rPr>
+            <w:rStyle w:val="Hyperlink"/>
+          </w:rPr>
+          <w:t>a</w:t>
+        </w:r>
+        <w:r>
+          <w:rPr>
+            <w:rStyle w:val="Hyperlink"/>
+          </w:rPr>
+          <w:t>incart.com</w:t>
         </w:r>
       </w:hyperlink>
     </w:p>
@@ -130,7 +148,23 @@
             <w:sz w:val="20"/>
             <w:szCs w:val="20"/>
           </w:rPr>
-          <w:t>www.agrichaincart.com/marketplace/agrichain-app/</w:t>
+          <w:t>www.agrochai</w:t>
+        </w:r>
+        <w:r>
+          <w:rPr>
+            <w:rStyle w:val="Hyperlink"/>
+            <w:sz w:val="20"/>
+            <w:szCs w:val="20"/>
+          </w:rPr>
+          <w:t>n</w:t>
+        </w:r>
+        <w:r>
+          <w:rPr>
+            <w:rStyle w:val="Hyperlink"/>
+            <w:sz w:val="20"/>
+            <w:szCs w:val="20"/>
+          </w:rPr>
+          <w:t>cart.com/marketplace/agrocart-app/</w:t>
         </w:r>
       </w:hyperlink>
     </w:p>
@@ -181,6 +215,12 @@
     </w:p>
     <w:sdt>
       <w:sdtPr>
+        <w:rPr>
+          <w:rFonts w:ascii="Arial" w:eastAsia="Arial" w:hAnsi="Arial" w:cs="Arial"/>
+          <w:color w:val="1A1A1A"/>
+          <w:sz w:val="22"/>
+          <w:szCs w:val="22"/>
+        </w:rPr>
         <w:id w:val="-888110519"/>
         <w:docPartObj>
           <w:docPartGallery w:val="Table of Contents"/>
@@ -189,13 +229,9 @@
       </w:sdtPr>
       <w:sdtEndPr>
         <w:rPr>
-          <w:rFonts w:ascii="Arial" w:eastAsia="Arial" w:hAnsi="Arial" w:cs="Arial"/>
           <w:b/>
           <w:bCs/>
           <w:noProof/>
-          <w:color w:val="1A1A1A"/>
-          <w:sz w:val="22"/>
-          <w:szCs w:val="22"/>
         </w:rPr>
       </w:sdtEndPr>
       <w:sdtContent>
@@ -265,7 +301,7 @@
               <w:rPr>
                 <w:webHidden/>
               </w:rPr>
-              <w:t>3</w:t>
+              <w:t>4</w:t>
             </w:r>
             <w:r>
               <w:rPr>
@@ -338,7 +374,7 @@
                 <w:noProof/>
                 <w:webHidden/>
               </w:rPr>
-              <w:t>3</w:t>
+              <w:t>4</w:t>
             </w:r>
             <w:r>
               <w:rPr>
@@ -412,7 +448,7 @@
                 <w:noProof/>
                 <w:webHidden/>
               </w:rPr>
-              <w:t>3</w:t>
+              <w:t>4</w:t>
             </w:r>
             <w:r>
               <w:rPr>
@@ -486,7 +522,7 @@
                 <w:noProof/>
                 <w:webHidden/>
               </w:rPr>
-              <w:t>3</w:t>
+              <w:t>4</w:t>
             </w:r>
             <w:r>
               <w:rPr>
@@ -549,7 +585,7 @@
               <w:rPr>
                 <w:webHidden/>
               </w:rPr>
-              <w:t>5</w:t>
+              <w:t>6</w:t>
             </w:r>
             <w:r>
               <w:rPr>
@@ -622,7 +658,7 @@
                 <w:noProof/>
                 <w:webHidden/>
               </w:rPr>
-              <w:t>5</w:t>
+              <w:t>6</w:t>
             </w:r>
             <w:r>
               <w:rPr>
@@ -696,7 +732,7 @@
                 <w:noProof/>
                 <w:webHidden/>
               </w:rPr>
-              <w:t>5</w:t>
+              <w:t>6</w:t>
             </w:r>
             <w:r>
               <w:rPr>
@@ -770,7 +806,7 @@
                 <w:noProof/>
                 <w:webHidden/>
               </w:rPr>
-              <w:t>5</w:t>
+              <w:t>6</w:t>
             </w:r>
             <w:r>
               <w:rPr>
@@ -844,7 +880,7 @@
                 <w:noProof/>
                 <w:webHidden/>
               </w:rPr>
-              <w:t>5</w:t>
+              <w:t>6</w:t>
             </w:r>
             <w:r>
               <w:rPr>
@@ -918,7 +954,7 @@
                 <w:noProof/>
                 <w:webHidden/>
               </w:rPr>
-              <w:t>6</w:t>
+              <w:t>7</w:t>
             </w:r>
             <w:r>
               <w:rPr>
@@ -992,7 +1028,7 @@
                 <w:noProof/>
                 <w:webHidden/>
               </w:rPr>
-              <w:t>6</w:t>
+              <w:t>7</w:t>
             </w:r>
             <w:r>
               <w:rPr>
@@ -1066,7 +1102,7 @@
                 <w:noProof/>
                 <w:webHidden/>
               </w:rPr>
-              <w:t>6</w:t>
+              <w:t>7</w:t>
             </w:r>
             <w:r>
               <w:rPr>
@@ -1140,7 +1176,7 @@
                 <w:noProof/>
                 <w:webHidden/>
               </w:rPr>
-              <w:t>6</w:t>
+              <w:t>7</w:t>
             </w:r>
             <w:r>
               <w:rPr>
@@ -1203,7 +1239,7 @@
               <w:rPr>
                 <w:webHidden/>
               </w:rPr>
-              <w:t>7</w:t>
+              <w:t>8</w:t>
             </w:r>
             <w:r>
               <w:rPr>
@@ -1276,7 +1312,7 @@
                 <w:noProof/>
                 <w:webHidden/>
               </w:rPr>
-              <w:t>7</w:t>
+              <w:t>8</w:t>
             </w:r>
             <w:r>
               <w:rPr>
@@ -1350,7 +1386,7 @@
                 <w:noProof/>
                 <w:webHidden/>
               </w:rPr>
-              <w:t>7</w:t>
+              <w:t>8</w:t>
             </w:r>
             <w:r>
               <w:rPr>
@@ -1424,7 +1460,7 @@
                 <w:noProof/>
                 <w:webHidden/>
               </w:rPr>
-              <w:t>7</w:t>
+              <w:t>8</w:t>
             </w:r>
             <w:r>
               <w:rPr>
@@ -1498,7 +1534,7 @@
                 <w:noProof/>
                 <w:webHidden/>
               </w:rPr>
-              <w:t>7</w:t>
+              <w:t>8</w:t>
             </w:r>
             <w:r>
               <w:rPr>
@@ -1561,7 +1597,7 @@
               <w:rPr>
                 <w:webHidden/>
               </w:rPr>
-              <w:t>7</w:t>
+              <w:t>8</w:t>
             </w:r>
             <w:r>
               <w:rPr>
@@ -1634,7 +1670,7 @@
                 <w:noProof/>
                 <w:webHidden/>
               </w:rPr>
-              <w:t>7</w:t>
+              <w:t>8</w:t>
             </w:r>
             <w:r>
               <w:rPr>
@@ -1708,7 +1744,7 @@
                 <w:noProof/>
                 <w:webHidden/>
               </w:rPr>
-              <w:t>7</w:t>
+              <w:t>8</w:t>
             </w:r>
             <w:r>
               <w:rPr>
@@ -1782,7 +1818,7 @@
                 <w:noProof/>
                 <w:webHidden/>
               </w:rPr>
-              <w:t>8</w:t>
+              <w:t>9</w:t>
             </w:r>
             <w:r>
               <w:rPr>
@@ -1856,7 +1892,7 @@
                 <w:noProof/>
                 <w:webHidden/>
               </w:rPr>
-              <w:t>8</w:t>
+              <w:t>9</w:t>
             </w:r>
             <w:r>
               <w:rPr>
@@ -1930,7 +1966,7 @@
                 <w:noProof/>
                 <w:webHidden/>
               </w:rPr>
-              <w:t>8</w:t>
+              <w:t>9</w:t>
             </w:r>
             <w:r>
               <w:rPr>
@@ -2004,7 +2040,7 @@
                 <w:noProof/>
                 <w:webHidden/>
               </w:rPr>
-              <w:t>8</w:t>
+              <w:t>9</w:t>
             </w:r>
             <w:r>
               <w:rPr>
@@ -2067,7 +2103,7 @@
               <w:rPr>
                 <w:webHidden/>
               </w:rPr>
-              <w:t>9</w:t>
+              <w:t>10</w:t>
             </w:r>
             <w:r>
               <w:rPr>
@@ -2140,7 +2176,7 @@
                 <w:noProof/>
                 <w:webHidden/>
               </w:rPr>
-              <w:t>9</w:t>
+              <w:t>10</w:t>
             </w:r>
             <w:r>
               <w:rPr>
@@ -2214,7 +2250,7 @@
                 <w:noProof/>
                 <w:webHidden/>
               </w:rPr>
-              <w:t>9</w:t>
+              <w:t>10</w:t>
             </w:r>
             <w:r>
               <w:rPr>
@@ -2277,7 +2313,7 @@
               <w:rPr>
                 <w:webHidden/>
               </w:rPr>
-              <w:t>9</w:t>
+              <w:t>10</w:t>
             </w:r>
             <w:r>
               <w:rPr>
@@ -2350,7 +2386,7 @@
                 <w:noProof/>
                 <w:webHidden/>
               </w:rPr>
-              <w:t>9</w:t>
+              <w:t>10</w:t>
             </w:r>
             <w:r>
               <w:rPr>
@@ -2424,7 +2460,7 @@
                 <w:noProof/>
                 <w:webHidden/>
               </w:rPr>
-              <w:t>9</w:t>
+              <w:t>10</w:t>
             </w:r>
             <w:r>
               <w:rPr>
@@ -2498,7 +2534,7 @@
                 <w:noProof/>
                 <w:webHidden/>
               </w:rPr>
-              <w:t>10</w:t>
+              <w:t>11</w:t>
             </w:r>
             <w:r>
               <w:rPr>
@@ -2572,7 +2608,7 @@
                 <w:noProof/>
                 <w:webHidden/>
               </w:rPr>
-              <w:t>10</w:t>
+              <w:t>11</w:t>
             </w:r>
             <w:r>
               <w:rPr>
@@ -2646,7 +2682,7 @@
                 <w:noProof/>
                 <w:webHidden/>
               </w:rPr>
-              <w:t>11</w:t>
+              <w:t>12</w:t>
             </w:r>
             <w:r>
               <w:rPr>
@@ -2709,7 +2745,7 @@
               <w:rPr>
                 <w:webHidden/>
               </w:rPr>
-              <w:t>12</w:t>
+              <w:t>13</w:t>
             </w:r>
             <w:r>
               <w:rPr>
@@ -2782,7 +2818,7 @@
                 <w:noProof/>
                 <w:webHidden/>
               </w:rPr>
-              <w:t>12</w:t>
+              <w:t>13</w:t>
             </w:r>
             <w:r>
               <w:rPr>
@@ -2856,7 +2892,7 @@
                 <w:noProof/>
                 <w:webHidden/>
               </w:rPr>
-              <w:t>12</w:t>
+              <w:t>13</w:t>
             </w:r>
             <w:r>
               <w:rPr>
@@ -2930,7 +2966,7 @@
                 <w:noProof/>
                 <w:webHidden/>
               </w:rPr>
-              <w:t>12</w:t>
+              <w:t>13</w:t>
             </w:r>
             <w:r>
               <w:rPr>
@@ -3004,7 +3040,7 @@
                 <w:noProof/>
                 <w:webHidden/>
               </w:rPr>
-              <w:t>13</w:t>
+              <w:t>14</w:t>
             </w:r>
             <w:r>
               <w:rPr>
@@ -3078,7 +3114,7 @@
                 <w:noProof/>
                 <w:webHidden/>
               </w:rPr>
-              <w:t>13</w:t>
+              <w:t>14</w:t>
             </w:r>
             <w:r>
               <w:rPr>
@@ -3141,7 +3177,7 @@
               <w:rPr>
                 <w:webHidden/>
               </w:rPr>
-              <w:t>13</w:t>
+              <w:t>14</w:t>
             </w:r>
             <w:r>
               <w:rPr>
@@ -3214,7 +3250,7 @@
                 <w:noProof/>
                 <w:webHidden/>
               </w:rPr>
-              <w:t>13</w:t>
+              <w:t>14</w:t>
             </w:r>
             <w:r>
               <w:rPr>
@@ -3288,7 +3324,7 @@
                 <w:noProof/>
                 <w:webHidden/>
               </w:rPr>
-              <w:t>13</w:t>
+              <w:t>14</w:t>
             </w:r>
             <w:r>
               <w:rPr>
@@ -3362,7 +3398,7 @@
                 <w:noProof/>
                 <w:webHidden/>
               </w:rPr>
-              <w:t>13</w:t>
+              <w:t>14</w:t>
             </w:r>
             <w:r>
               <w:rPr>
@@ -3425,7 +3461,7 @@
               <w:rPr>
                 <w:webHidden/>
               </w:rPr>
-              <w:t>14</w:t>
+              <w:t>15</w:t>
             </w:r>
             <w:r>
               <w:rPr>
@@ -3498,7 +3534,7 @@
                 <w:noProof/>
                 <w:webHidden/>
               </w:rPr>
-              <w:t>14</w:t>
+              <w:t>15</w:t>
             </w:r>
             <w:r>
               <w:rPr>
@@ -3572,7 +3608,7 @@
                 <w:noProof/>
                 <w:webHidden/>
               </w:rPr>
-              <w:t>14</w:t>
+              <w:t>15</w:t>
             </w:r>
             <w:r>
               <w:rPr>
@@ -3646,7 +3682,7 @@
                 <w:noProof/>
                 <w:webHidden/>
               </w:rPr>
-              <w:t>14</w:t>
+              <w:t>15</w:t>
             </w:r>
             <w:r>
               <w:rPr>
@@ -3720,7 +3756,7 @@
                 <w:noProof/>
                 <w:webHidden/>
               </w:rPr>
-              <w:t>14</w:t>
+              <w:t>15</w:t>
             </w:r>
             <w:r>
               <w:rPr>
@@ -3783,7 +3819,7 @@
               <w:rPr>
                 <w:webHidden/>
               </w:rPr>
-              <w:t>14</w:t>
+              <w:t>15</w:t>
             </w:r>
             <w:r>
               <w:rPr>
@@ -3856,7 +3892,7 @@
                 <w:noProof/>
                 <w:webHidden/>
               </w:rPr>
-              <w:t>14</w:t>
+              <w:t>15</w:t>
             </w:r>
             <w:r>
               <w:rPr>
@@ -3930,7 +3966,7 @@
                 <w:noProof/>
                 <w:webHidden/>
               </w:rPr>
-              <w:t>14</w:t>
+              <w:t>15</w:t>
             </w:r>
             <w:r>
               <w:rPr>
@@ -4004,7 +4040,7 @@
                 <w:noProof/>
                 <w:webHidden/>
               </w:rPr>
-              <w:t>14</w:t>
+              <w:t>15</w:t>
             </w:r>
             <w:r>
               <w:rPr>
@@ -4078,7 +4114,7 @@
                 <w:noProof/>
                 <w:webHidden/>
               </w:rPr>
-              <w:t>15</w:t>
+              <w:t>16</w:t>
             </w:r>
             <w:r>
               <w:rPr>
@@ -4141,7 +4177,7 @@
               <w:rPr>
                 <w:webHidden/>
               </w:rPr>
-              <w:t>16</w:t>
+              <w:t>17</w:t>
             </w:r>
             <w:r>
               <w:rPr>
@@ -4214,7 +4250,7 @@
                 <w:noProof/>
                 <w:webHidden/>
               </w:rPr>
-              <w:t>16</w:t>
+              <w:t>17</w:t>
             </w:r>
             <w:r>
               <w:rPr>
@@ -4288,7 +4324,7 @@
                 <w:noProof/>
                 <w:webHidden/>
               </w:rPr>
-              <w:t>16</w:t>
+              <w:t>17</w:t>
             </w:r>
             <w:r>
               <w:rPr>
@@ -4362,7 +4398,7 @@
                 <w:noProof/>
                 <w:webHidden/>
               </w:rPr>
-              <w:t>16</w:t>
+              <w:t>17</w:t>
             </w:r>
             <w:r>
               <w:rPr>
@@ -4427,7 +4463,7 @@
               <w:rPr>
                 <w:webHidden/>
               </w:rPr>
-              <w:t>16</w:t>
+              <w:t>17</w:t>
             </w:r>
             <w:r>
               <w:rPr>
@@ -4500,7 +4536,7 @@
                 <w:noProof/>
                 <w:webHidden/>
               </w:rPr>
-              <w:t>16</w:t>
+              <w:t>17</w:t>
             </w:r>
             <w:r>
               <w:rPr>
@@ -4574,7 +4610,7 @@
                 <w:noProof/>
                 <w:webHidden/>
               </w:rPr>
-              <w:t>17</w:t>
+              <w:t>18</w:t>
             </w:r>
             <w:r>
               <w:rPr>
@@ -4798,7 +4834,47 @@
             <w:sz w:val="24"/>
             <w:szCs w:val="24"/>
           </w:rPr>
-          <w:t>www.agrichaincart.com/marketplace/agrichain-app/</w:t>
+          <w:t>www.a</w:t>
+        </w:r>
+        <w:r>
+          <w:rPr>
+            <w:rStyle w:val="Hyperlink"/>
+            <w:b/>
+            <w:bCs/>
+            <w:sz w:val="24"/>
+            <w:szCs w:val="24"/>
+          </w:rPr>
+          <w:t>g</w:t>
+        </w:r>
+        <w:r>
+          <w:rPr>
+            <w:rStyle w:val="Hyperlink"/>
+            <w:b/>
+            <w:bCs/>
+            <w:sz w:val="24"/>
+            <w:szCs w:val="24"/>
+          </w:rPr>
+          <w:t>roc</w:t>
+        </w:r>
+        <w:r>
+          <w:rPr>
+            <w:rStyle w:val="Hyperlink"/>
+            <w:b/>
+            <w:bCs/>
+            <w:sz w:val="24"/>
+            <w:szCs w:val="24"/>
+          </w:rPr>
+          <w:t>h</w:t>
+        </w:r>
+        <w:r>
+          <w:rPr>
+            <w:rStyle w:val="Hyperlink"/>
+            <w:b/>
+            <w:bCs/>
+            <w:sz w:val="24"/>
+            <w:szCs w:val="24"/>
+          </w:rPr>
+          <w:t>aincart.com/marketplace/agrocart-app/</w:t>
         </w:r>
       </w:hyperlink>
     </w:p>
@@ -5578,12 +5654,6 @@
         <w:gridCol w:w="9360"/>
       </w:tblGrid>
       <w:tr>
-        <w:tblPrEx>
-          <w:tblCellMar>
-            <w:top w:w="0" w:type="dxa"/>
-            <w:bottom w:w="0" w:type="dxa"/>
-          </w:tblCellMar>
-        </w:tblPrEx>
         <w:tc>
           <w:tcPr>
             <w:tcW w:w="9360" w:type="dxa"/>
@@ -6078,12 +6148,6 @@
         <w:gridCol w:w="9360"/>
       </w:tblGrid>
       <w:tr>
-        <w:tblPrEx>
-          <w:tblCellMar>
-            <w:top w:w="0" w:type="dxa"/>
-            <w:bottom w:w="0" w:type="dxa"/>
-          </w:tblCellMar>
-        </w:tblPrEx>
         <w:tc>
           <w:tcPr>
             <w:tcW w:w="9360" w:type="dxa"/>
@@ -6622,12 +6686,6 @@
         <w:gridCol w:w="18"/>
       </w:tblGrid>
       <w:tr>
-        <w:tblPrEx>
-          <w:tblCellMar>
-            <w:top w:w="0" w:type="dxa"/>
-            <w:bottom w:w="0" w:type="dxa"/>
-          </w:tblCellMar>
-        </w:tblPrEx>
         <w:trPr>
           <w:gridAfter w:val="1"/>
           <w:wAfter w:w="18" w:type="dxa"/>
@@ -6694,12 +6752,6 @@
         </w:tc>
       </w:tr>
       <w:tr>
-        <w:tblPrEx>
-          <w:tblCellMar>
-            <w:top w:w="0" w:type="dxa"/>
-            <w:bottom w:w="0" w:type="dxa"/>
-          </w:tblCellMar>
-        </w:tblPrEx>
         <w:trPr>
           <w:gridAfter w:val="1"/>
           <w:wAfter w:w="18" w:type="dxa"/>
@@ -6758,12 +6810,6 @@
         </w:tc>
       </w:tr>
       <w:tr>
-        <w:tblPrEx>
-          <w:tblCellMar>
-            <w:top w:w="0" w:type="dxa"/>
-            <w:bottom w:w="0" w:type="dxa"/>
-          </w:tblCellMar>
-        </w:tblPrEx>
         <w:trPr>
           <w:gridAfter w:val="1"/>
           <w:wAfter w:w="18" w:type="dxa"/>
@@ -6822,12 +6868,6 @@
         </w:tc>
       </w:tr>
       <w:tr>
-        <w:tblPrEx>
-          <w:tblCellMar>
-            <w:top w:w="0" w:type="dxa"/>
-            <w:bottom w:w="0" w:type="dxa"/>
-          </w:tblCellMar>
-        </w:tblPrEx>
         <w:trPr>
           <w:gridAfter w:val="1"/>
           <w:wAfter w:w="18" w:type="dxa"/>
@@ -6886,12 +6926,6 @@
         </w:tc>
       </w:tr>
       <w:tr>
-        <w:tblPrEx>
-          <w:tblCellMar>
-            <w:top w:w="0" w:type="dxa"/>
-            <w:bottom w:w="0" w:type="dxa"/>
-          </w:tblCellMar>
-        </w:tblPrEx>
         <w:trPr>
           <w:gridAfter w:val="1"/>
           <w:wAfter w:w="18" w:type="dxa"/>
@@ -6958,12 +6992,6 @@
         </w:tc>
       </w:tr>
       <w:tr>
-        <w:tblPrEx>
-          <w:tblCellMar>
-            <w:top w:w="0" w:type="dxa"/>
-            <w:bottom w:w="0" w:type="dxa"/>
-          </w:tblCellMar>
-        </w:tblPrEx>
         <w:trPr>
           <w:gridAfter w:val="1"/>
           <w:wAfter w:w="18" w:type="dxa"/>
@@ -7022,12 +7050,6 @@
         </w:tc>
       </w:tr>
       <w:tr>
-        <w:tblPrEx>
-          <w:tblCellMar>
-            <w:top w:w="0" w:type="dxa"/>
-            <w:bottom w:w="0" w:type="dxa"/>
-          </w:tblCellMar>
-        </w:tblPrEx>
         <w:trPr>
           <w:gridAfter w:val="1"/>
           <w:wAfter w:w="18" w:type="dxa"/>
@@ -7086,12 +7108,6 @@
         </w:tc>
       </w:tr>
       <w:tr>
-        <w:tblPrEx>
-          <w:tblCellMar>
-            <w:top w:w="0" w:type="dxa"/>
-            <w:bottom w:w="0" w:type="dxa"/>
-          </w:tblCellMar>
-        </w:tblPrEx>
         <w:trPr>
           <w:gridAfter w:val="1"/>
           <w:wAfter w:w="18" w:type="dxa"/>
@@ -7158,12 +7174,6 @@
         </w:tc>
       </w:tr>
       <w:tr>
-        <w:tblPrEx>
-          <w:tblCellMar>
-            <w:top w:w="0" w:type="dxa"/>
-            <w:bottom w:w="0" w:type="dxa"/>
-          </w:tblCellMar>
-        </w:tblPrEx>
         <w:trPr>
           <w:gridAfter w:val="1"/>
           <w:wAfter w:w="18" w:type="dxa"/>
@@ -7222,12 +7232,6 @@
         </w:tc>
       </w:tr>
       <w:tr>
-        <w:tblPrEx>
-          <w:tblCellMar>
-            <w:top w:w="0" w:type="dxa"/>
-            <w:bottom w:w="0" w:type="dxa"/>
-          </w:tblCellMar>
-        </w:tblPrEx>
         <w:trPr>
           <w:gridBefore w:val="1"/>
           <w:wBefore w:w="18" w:type="dxa"/>
@@ -7536,12 +7540,6 @@
         <w:gridCol w:w="9360"/>
       </w:tblGrid>
       <w:tr>
-        <w:tblPrEx>
-          <w:tblCellMar>
-            <w:top w:w="0" w:type="dxa"/>
-            <w:bottom w:w="0" w:type="dxa"/>
-          </w:tblCellMar>
-        </w:tblPrEx>
         <w:tc>
           <w:tcPr>
             <w:tcW w:w="9360" w:type="dxa"/>
@@ -7739,12 +7737,6 @@
         <w:gridCol w:w="6660"/>
       </w:tblGrid>
       <w:tr>
-        <w:tblPrEx>
-          <w:tblCellMar>
-            <w:top w:w="0" w:type="dxa"/>
-            <w:bottom w:w="0" w:type="dxa"/>
-          </w:tblCellMar>
-        </w:tblPrEx>
         <w:trPr>
           <w:tblHeader/>
         </w:trPr>
@@ -7808,12 +7800,6 @@
         </w:tc>
       </w:tr>
       <w:tr>
-        <w:tblPrEx>
-          <w:tblCellMar>
-            <w:top w:w="0" w:type="dxa"/>
-            <w:bottom w:w="0" w:type="dxa"/>
-          </w:tblCellMar>
-        </w:tblPrEx>
         <w:tc>
           <w:tcPr>
             <w:tcW w:w="2700" w:type="dxa"/>
@@ -7867,12 +7853,6 @@
         </w:tc>
       </w:tr>
       <w:tr>
-        <w:tblPrEx>
-          <w:tblCellMar>
-            <w:top w:w="0" w:type="dxa"/>
-            <w:bottom w:w="0" w:type="dxa"/>
-          </w:tblCellMar>
-        </w:tblPrEx>
         <w:tc>
           <w:tcPr>
             <w:tcW w:w="2700" w:type="dxa"/>
@@ -7926,12 +7906,6 @@
         </w:tc>
       </w:tr>
       <w:tr>
-        <w:tblPrEx>
-          <w:tblCellMar>
-            <w:top w:w="0" w:type="dxa"/>
-            <w:bottom w:w="0" w:type="dxa"/>
-          </w:tblCellMar>
-        </w:tblPrEx>
         <w:tc>
           <w:tcPr>
             <w:tcW w:w="2700" w:type="dxa"/>
@@ -7993,12 +7967,6 @@
         </w:tc>
       </w:tr>
       <w:tr>
-        <w:tblPrEx>
-          <w:tblCellMar>
-            <w:top w:w="0" w:type="dxa"/>
-            <w:bottom w:w="0" w:type="dxa"/>
-          </w:tblCellMar>
-        </w:tblPrEx>
         <w:tc>
           <w:tcPr>
             <w:tcW w:w="2700" w:type="dxa"/>
@@ -8060,12 +8028,6 @@
         </w:tc>
       </w:tr>
       <w:tr>
-        <w:tblPrEx>
-          <w:tblCellMar>
-            <w:top w:w="0" w:type="dxa"/>
-            <w:bottom w:w="0" w:type="dxa"/>
-          </w:tblCellMar>
-        </w:tblPrEx>
         <w:tc>
           <w:tcPr>
             <w:tcW w:w="2700" w:type="dxa"/>
@@ -8156,12 +8118,6 @@
         <w:gridCol w:w="9360"/>
       </w:tblGrid>
       <w:tr>
-        <w:tblPrEx>
-          <w:tblCellMar>
-            <w:top w:w="0" w:type="dxa"/>
-            <w:bottom w:w="0" w:type="dxa"/>
-          </w:tblCellMar>
-        </w:tblPrEx>
         <w:tc>
           <w:tcPr>
             <w:tcW w:w="9360" w:type="dxa"/>
@@ -9164,12 +9120,6 @@
         <w:gridCol w:w="6660"/>
       </w:tblGrid>
       <w:tr>
-        <w:tblPrEx>
-          <w:tblCellMar>
-            <w:top w:w="0" w:type="dxa"/>
-            <w:bottom w:w="0" w:type="dxa"/>
-          </w:tblCellMar>
-        </w:tblPrEx>
         <w:trPr>
           <w:tblHeader/>
         </w:trPr>
@@ -9233,12 +9183,6 @@
         </w:tc>
       </w:tr>
       <w:tr>
-        <w:tblPrEx>
-          <w:tblCellMar>
-            <w:top w:w="0" w:type="dxa"/>
-            <w:bottom w:w="0" w:type="dxa"/>
-          </w:tblCellMar>
-        </w:tblPrEx>
         <w:tc>
           <w:tcPr>
             <w:tcW w:w="2700" w:type="dxa"/>
@@ -9292,12 +9236,6 @@
         </w:tc>
       </w:tr>
       <w:tr>
-        <w:tblPrEx>
-          <w:tblCellMar>
-            <w:top w:w="0" w:type="dxa"/>
-            <w:bottom w:w="0" w:type="dxa"/>
-          </w:tblCellMar>
-        </w:tblPrEx>
         <w:tc>
           <w:tcPr>
             <w:tcW w:w="2700" w:type="dxa"/>
@@ -9351,12 +9289,6 @@
         </w:tc>
       </w:tr>
       <w:tr>
-        <w:tblPrEx>
-          <w:tblCellMar>
-            <w:top w:w="0" w:type="dxa"/>
-            <w:bottom w:w="0" w:type="dxa"/>
-          </w:tblCellMar>
-        </w:tblPrEx>
         <w:tc>
           <w:tcPr>
             <w:tcW w:w="2700" w:type="dxa"/>
@@ -9411,12 +9343,6 @@
         </w:tc>
       </w:tr>
       <w:tr>
-        <w:tblPrEx>
-          <w:tblCellMar>
-            <w:top w:w="0" w:type="dxa"/>
-            <w:bottom w:w="0" w:type="dxa"/>
-          </w:tblCellMar>
-        </w:tblPrEx>
         <w:tc>
           <w:tcPr>
             <w:tcW w:w="2700" w:type="dxa"/>
@@ -9470,12 +9396,6 @@
         </w:tc>
       </w:tr>
       <w:tr>
-        <w:tblPrEx>
-          <w:tblCellMar>
-            <w:top w:w="0" w:type="dxa"/>
-            <w:bottom w:w="0" w:type="dxa"/>
-          </w:tblCellMar>
-        </w:tblPrEx>
         <w:tc>
           <w:tcPr>
             <w:tcW w:w="2700" w:type="dxa"/>
@@ -9529,12 +9449,6 @@
         </w:tc>
       </w:tr>
       <w:tr>
-        <w:tblPrEx>
-          <w:tblCellMar>
-            <w:top w:w="0" w:type="dxa"/>
-            <w:bottom w:w="0" w:type="dxa"/>
-          </w:tblCellMar>
-        </w:tblPrEx>
         <w:tc>
           <w:tcPr>
             <w:tcW w:w="2700" w:type="dxa"/>
@@ -9597,12 +9511,6 @@
         </w:tc>
       </w:tr>
       <w:tr>
-        <w:tblPrEx>
-          <w:tblCellMar>
-            <w:top w:w="0" w:type="dxa"/>
-            <w:bottom w:w="0" w:type="dxa"/>
-          </w:tblCellMar>
-        </w:tblPrEx>
         <w:tc>
           <w:tcPr>
             <w:tcW w:w="2700" w:type="dxa"/>
@@ -9656,12 +9564,6 @@
         </w:tc>
       </w:tr>
       <w:tr>
-        <w:tblPrEx>
-          <w:tblCellMar>
-            <w:top w:w="0" w:type="dxa"/>
-            <w:bottom w:w="0" w:type="dxa"/>
-          </w:tblCellMar>
-        </w:tblPrEx>
         <w:tc>
           <w:tcPr>
             <w:tcW w:w="2700" w:type="dxa"/>
@@ -9715,12 +9617,6 @@
         </w:tc>
       </w:tr>
       <w:tr>
-        <w:tblPrEx>
-          <w:tblCellMar>
-            <w:top w:w="0" w:type="dxa"/>
-            <w:bottom w:w="0" w:type="dxa"/>
-          </w:tblCellMar>
-        </w:tblPrEx>
         <w:tc>
           <w:tcPr>
             <w:tcW w:w="2700" w:type="dxa"/>
@@ -9774,12 +9670,6 @@
         </w:tc>
       </w:tr>
       <w:tr>
-        <w:tblPrEx>
-          <w:tblCellMar>
-            <w:top w:w="0" w:type="dxa"/>
-            <w:bottom w:w="0" w:type="dxa"/>
-          </w:tblCellMar>
-        </w:tblPrEx>
         <w:tc>
           <w:tcPr>
             <w:tcW w:w="2700" w:type="dxa"/>
@@ -9833,12 +9723,6 @@
         </w:tc>
       </w:tr>
       <w:tr>
-        <w:tblPrEx>
-          <w:tblCellMar>
-            <w:top w:w="0" w:type="dxa"/>
-            <w:bottom w:w="0" w:type="dxa"/>
-          </w:tblCellMar>
-        </w:tblPrEx>
         <w:tc>
           <w:tcPr>
             <w:tcW w:w="2700" w:type="dxa"/>
@@ -9892,12 +9776,6 @@
         </w:tc>
       </w:tr>
       <w:tr>
-        <w:tblPrEx>
-          <w:tblCellMar>
-            <w:top w:w="0" w:type="dxa"/>
-            <w:bottom w:w="0" w:type="dxa"/>
-          </w:tblCellMar>
-        </w:tblPrEx>
         <w:tc>
           <w:tcPr>
             <w:tcW w:w="2700" w:type="dxa"/>
@@ -9951,12 +9829,6 @@
         </w:tc>
       </w:tr>
       <w:tr>
-        <w:tblPrEx>
-          <w:tblCellMar>
-            <w:top w:w="0" w:type="dxa"/>
-            <w:bottom w:w="0" w:type="dxa"/>
-          </w:tblCellMar>
-        </w:tblPrEx>
         <w:tc>
           <w:tcPr>
             <w:tcW w:w="2700" w:type="dxa"/>
@@ -10026,12 +9898,6 @@
         </w:tc>
       </w:tr>
       <w:tr>
-        <w:tblPrEx>
-          <w:tblCellMar>
-            <w:top w:w="0" w:type="dxa"/>
-            <w:bottom w:w="0" w:type="dxa"/>
-          </w:tblCellMar>
-        </w:tblPrEx>
         <w:tc>
           <w:tcPr>
             <w:tcW w:w="2700" w:type="dxa"/>
@@ -10085,12 +9951,6 @@
         </w:tc>
       </w:tr>
       <w:tr>
-        <w:tblPrEx>
-          <w:tblCellMar>
-            <w:top w:w="0" w:type="dxa"/>
-            <w:bottom w:w="0" w:type="dxa"/>
-          </w:tblCellMar>
-        </w:tblPrEx>
         <w:tc>
           <w:tcPr>
             <w:tcW w:w="2700" w:type="dxa"/>
@@ -10305,7 +10165,39 @@
           <w:iCs/>
           <w:color w:val="595959"/>
         </w:rPr>
-        <w:t xml:space="preserve"> as currently published at www.agrichaincart.com/marketplace/agrichain-app/. Since </w:t>
+        <w:t xml:space="preserve"> as currently published at www.agr</w:t>
+      </w:r>
+      <w:r>
+        <w:rPr>
+          <w:i/>
+          <w:iCs/>
+          <w:color w:val="595959"/>
+        </w:rPr>
+        <w:t>o</w:t>
+      </w:r>
+      <w:r>
+        <w:rPr>
+          <w:i/>
+          <w:iCs/>
+          <w:color w:val="595959"/>
+        </w:rPr>
+        <w:t>chaincart.com/marketplace/agr</w:t>
+      </w:r>
+      <w:r>
+        <w:rPr>
+          <w:i/>
+          <w:iCs/>
+          <w:color w:val="595959"/>
+        </w:rPr>
+        <w:t>ocart</w:t>
+      </w:r>
+      <w:r>
+        <w:rPr>
+          <w:i/>
+          <w:iCs/>
+          <w:color w:val="595959"/>
+        </w:rPr>
+        <w:t xml:space="preserve">-app/. Since </w:t>
       </w:r>
       <w:proofErr w:type="spellStart"/>
       <w:r>
@@ -11944,6 +11836,30 @@
       <w:szCs w:val="32"/>
     </w:rPr>
   </w:style>
+  <w:style w:type="character" w:styleId="FollowedHyperlink">
+    <w:name w:val="FollowedHyperlink"/>
+    <w:basedOn w:val="DefaultParagraphFont"/>
+    <w:uiPriority w:val="99"/>
+    <w:semiHidden/>
+    <w:unhideWhenUsed/>
+    <w:rsid w:val="004A55A1"/>
+    <w:rPr>
+      <w:color w:val="96607D" w:themeColor="followedHyperlink"/>
+      <w:u w:val="single"/>
+    </w:rPr>
+  </w:style>
+  <w:style w:type="character" w:styleId="UnresolvedMention">
+    <w:name w:val="Unresolved Mention"/>
+    <w:basedOn w:val="DefaultParagraphFont"/>
+    <w:uiPriority w:val="99"/>
+    <w:semiHidden/>
+    <w:unhideWhenUsed/>
+    <w:rsid w:val="004A55A1"/>
+    <w:rPr>
+      <w:color w:val="605E5C"/>
+      <w:shd w:val="clear" w:color="auto" w:fill="E1DFDD"/>
+    </w:rPr>
+  </w:style>
 </w:styles>
 </file>
 
